--- a/docs/mvp_report.docx
+++ b/docs/mvp_report.docx
@@ -164,7 +164,7 @@
                 <w:sz w:val="20"/>
                 <w:szCs w:val="20"/>
               </w:rPr>
-              <w:t xml:space="preserve">רועי אולמן</w:t>
+              <w:t xml:space="preserve">שקד עקריש</w:t>
             </w:r>
           </w:p>
         </w:tc>
@@ -2690,7 +2690,7 @@
           <w:sz w:val="22"/>
           <w:szCs w:val="22"/>
         </w:rPr>
-        <w:t xml:space="preserve">נוכחים: רועי אולמן, ד״ר איל זינגר</w:t>
+        <w:t xml:space="preserve">נוכחים: שקד עקריש, ד״ר איל זינגר</w:t>
       </w:r>
     </w:p>
     <w:p>
